--- a/12-step-design-primer-review-form.docx
+++ b/12-step-design-primer-review-form.docx
@@ -382,7 +382,7 @@
                 <w:sz w:val="20"/>
                 <w:szCs w:val="20"/>
               </w:rPr>
-              <w:t xml:space="preserve">Lecture Notes 2026</w:t>
+              <w:t xml:space="preserve">Prof. Erwin Rauch and Prof. David Cochran</w:t>
             </w:r>
           </w:p>
         </w:tc>
@@ -1378,7 +1378,7 @@
                 <w:sz w:val="20"/>
                 <w:szCs w:val="20"/>
               </w:rPr>
-              <w:t xml:space="preserve">CSD is not a single technique — it's a synthesis of multiple disciplines, each contributing a viewpoint.</w:t>
+              <w:t xml:space="preserve">CSD is not a single technique — it's a synthesis of multiple disciplines, each creating a unique system design viewpoint.</w:t>
             </w:r>
           </w:p>
         </w:tc>
@@ -1511,7 +1511,7 @@
                 <w:sz w:val="20"/>
                 <w:szCs w:val="20"/>
               </w:rPr>
-              <w:t xml:space="preserve">ISO/IEC/IEEE 42010</w:t>
+              <w:t xml:space="preserve">ISO/IEC/IEEE 42010:2022</w:t>
             </w:r>
           </w:p>
           <w:p>
@@ -1533,7 +1533,7 @@
                 <w:sz w:val="20"/>
                 <w:szCs w:val="20"/>
               </w:rPr>
-              <w:t xml:space="preserve">ISO/IEC/IEEE 42010 — Multiple Viewpoints of Systems</w:t>
+              <w:t xml:space="preserve">ISO/IEC/IEEE 42010:2022 — Multiple Viewpoints</w:t>
             </w:r>
           </w:p>
           <w:p>
@@ -1555,7 +1555,7 @@
                 <w:sz w:val="20"/>
                 <w:szCs w:val="20"/>
               </w:rPr>
-              <w:t xml:space="preserve">ISO/IEC/IEEE 42010 is the international standard for architecture description of systems and software. It introduced the foundational idea that a complex system cannot be understood from a single perspective — instead, the system is described through multiple viewpoints, each …</w:t>
+              <w:t xml:space="preserve">ISO/IEC/IEEE 42010 is the international standard for architecture description of systems and software. It introduced the foundational idea that a complex system cannot be understood from a single perspective — instead, the system is describ…</w:t>
             </w:r>
           </w:p>
         </w:tc>
@@ -1688,7 +1688,7 @@
                 <w:sz w:val="20"/>
                 <w:szCs w:val="20"/>
               </w:rPr>
-              <w:t xml:space="preserve">ISO/IEC/IEEE 42010-2011</w:t>
+              <w:t xml:space="preserve">ISO/IEC/IEEE 42010:2011</w:t>
             </w:r>
           </w:p>
           <w:p>
@@ -1710,7 +1710,7 @@
                 <w:sz w:val="20"/>
                 <w:szCs w:val="20"/>
               </w:rPr>
-              <w:t xml:space="preserve">ISO/IEC/IEEE 42010-2011 — The Foundation Edition</w:t>
+              <w:t xml:space="preserve">ISO/IEC/IEEE 42010:2011 — The Foundation</w:t>
             </w:r>
           </w:p>
           <w:p>
@@ -1732,7 +1732,7 @@
                 <w:sz w:val="20"/>
                 <w:szCs w:val="20"/>
               </w:rPr>
-              <w:t xml:space="preserve">Published in 2011 as the first jointly-issued ISO/IEC/IEEE standard, 42010 unified two earlier documents (IEEE 1471:2000 and ISO/IEC 42010:2007) into one architecture-description framework. It established the vocabulary the systems-engineering community still uses today.</w:t>
+              <w:t xml:space="preserve">Published in 2011 as the first jointly-issued ISO/IEC/IEEE standard, 42010 unified two earlier documents (IEEE 1471:2000 and ISO/IEC 42010:2007) into one architecture-description framework. It established the vocabulary the systems-engineer…</w:t>
             </w:r>
           </w:p>
         </w:tc>
@@ -1909,7 +1909,7 @@
                 <w:sz w:val="20"/>
                 <w:szCs w:val="20"/>
               </w:rPr>
-              <w:t xml:space="preserve">MBSE is the formalized application of modeling to support system requirements, design, analysis, verification, and validation throughout the lifecycle. It replaces the document-centric tradition (Word + Excel + Visio handoffs) with an integrated model as the authoritative sour…</w:t>
+              <w:t xml:space="preserve">MBSE is the formalized application of modeling to support system requirements, design, analysis, verification, and validation throughout the lifecycle. It replaces the document-centric tradition (Word + Excel + Visio handoffs) with an integ…</w:t>
             </w:r>
           </w:p>
         </w:tc>
@@ -2086,7 +2086,7 @@
                 <w:sz w:val="20"/>
                 <w:szCs w:val="20"/>
               </w:rPr>
-              <w:t xml:space="preserve">MBSE tools don't know what a "Functional Requirement" is — they know typed entities and typed relationships. Plug in a meta-model (a schema that names the entity types and how they connect) and the tool can host any methodology that conforms. CSD already has one — the Informat…</w:t>
+              <w:t xml:space="preserve">MBSE tools don't know what a "Functional Requirement" is — they know typed entities and typed relationships. Plug in a meta-model (a schema that names the entity types and how they connect) and the tool can host any methodology that conform…</w:t>
             </w:r>
           </w:p>
         </w:tc>
@@ -2197,7 +2197,7 @@
                 <w:sz w:val="24"/>
                 <w:szCs w:val="24"/>
               </w:rPr>
-              <w:t xml:space="preserve">— Axiomatic Design</w:t>
+              <w:t xml:space="preserve">— The Foundations of CSD</w:t>
             </w:r>
           </w:p>
           <w:p>
@@ -2219,7 +2219,7 @@
                 <w:sz w:val="20"/>
                 <w:szCs w:val="20"/>
               </w:rPr>
-              <w:t xml:space="preserve">What is Axiomatic Design?</w:t>
+              <w:t xml:space="preserve">Axiomatic Design</w:t>
             </w:r>
           </w:p>
           <w:p>
@@ -2595,7 +2595,7 @@
                 <w:sz w:val="20"/>
                 <w:szCs w:val="20"/>
               </w:rPr>
-              <w:t xml:space="preserve">Defined in terms of the probability of success (Pi) of satisfying FRi with PSi.2 Pi is the probability that the outcome falls within the Common Range (CR) — the overlap between the Design Range and the System Range (SR).</w:t>
+              <w:t xml:space="preserve">Defined in terms of the probability of success (Pi) of satisfying FRi with PSi. Pi is the probability that the outcome falls within the Common Range (CR) — the overlap between the Design Range and the System Range (SR).</w:t>
             </w:r>
           </w:p>
         </w:tc>
@@ -2750,7 +2750,7 @@
                 <w:sz w:val="20"/>
                 <w:szCs w:val="20"/>
               </w:rPr>
-              <w:t xml:space="preserve">Shigeo Shingo — Systems Thinking at the Operation Level</w:t>
+              <w:t xml:space="preserve">The Toyota Production System — Shigeo Shingo — Systems Thinking at the Operation Level</w:t>
             </w:r>
           </w:p>
           <w:p>
@@ -2772,7 +2772,7 @@
                 <w:sz w:val="20"/>
                 <w:szCs w:val="20"/>
               </w:rPr>
-              <w:t xml:space="preserve">Shigeo Shingo (1909–1990) was the Japanese industrial engineer whose work with Toyota turned the Toyota Production System into something teachable. While Ohno owned the system view, Shingo made it operational — he showed how to design each operation so the system functions as …</w:t>
+              <w:t xml:space="preserve">Shigeo Shingo (1909–1990) was the Japanese industrial engineer whose work with Toyota turned the Toyota Production System into something teachable. While Ohno owned the system view, Shingo made it operational — he showed how to design each…</w:t>
             </w:r>
           </w:p>
         </w:tc>
@@ -2905,7 +2905,7 @@
                 <w:sz w:val="20"/>
                 <w:szCs w:val="20"/>
               </w:rPr>
-              <w:t xml:space="preserve">Fresh Water — The Concept</w:t>
+              <w:t xml:space="preserve">Not Recognizing Salt Water Systems</w:t>
             </w:r>
           </w:p>
           <w:p>
@@ -2927,7 +2927,7 @@
                 <w:sz w:val="20"/>
                 <w:szCs w:val="20"/>
               </w:rPr>
-              <w:t xml:space="preserve">Fresh Water — Pouring a New System Into the Old Container</w:t>
+              <w:t xml:space="preserve">The Foundations of CSD — Not Recognizing Salt Water Systems</w:t>
             </w:r>
           </w:p>
           <w:p>
@@ -2949,7 +2949,7 @@
                 <w:sz w:val="20"/>
                 <w:szCs w:val="20"/>
               </w:rPr>
-              <w:t xml:space="preserve">We fail because we try to pour fresh water (the new system) into the old system (salt water) — and we're left with salt water.</w:t>
+              <w:t xml:space="preserve">We fail because we try to pour fresh water (the new system PSs derived from a new tone) into the old system (salt water) — and we're left with salt water.</w:t>
             </w:r>
           </w:p>
         </w:tc>
@@ -3370,7 +3370,7 @@
                 <w:sz w:val="24"/>
                 <w:szCs w:val="24"/>
               </w:rPr>
-              <w:t xml:space="preserve">— Collective System Design (CSD) Language</w:t>
+              <w:t xml:space="preserve">— Collective System Design (CSD) Language — FR · FRm · PS-ALT</w:t>
             </w:r>
           </w:p>
           <w:p>
@@ -3414,7 +3414,7 @@
                 <w:sz w:val="20"/>
                 <w:szCs w:val="20"/>
               </w:rPr>
-              <w:t xml:space="preserve">Definitions</w:t>
+              <w:t xml:space="preserve">FR — FRm — PS-ALT — Definitions</w:t>
             </w:r>
           </w:p>
           <w:p>
@@ -3547,7 +3547,7 @@
                 <w:sz w:val="24"/>
                 <w:szCs w:val="24"/>
               </w:rPr>
-              <w:t xml:space="preserve">— Collective System Design (CSD) Language</w:t>
+              <w:t xml:space="preserve">— Collective System Design (CSD) Language — Use Cases and Deriving FRs</w:t>
             </w:r>
           </w:p>
           <w:p>
@@ -3591,7 +3591,7 @@
                 <w:sz w:val="20"/>
                 <w:szCs w:val="20"/>
               </w:rPr>
-              <w:t xml:space="preserve">Definitions</w:t>
+              <w:t xml:space="preserve">Use Cases and Deriving FRs — Definitions</w:t>
             </w:r>
           </w:p>
           <w:p>
@@ -3613,7 +3613,7 @@
                 <w:sz w:val="20"/>
                 <w:szCs w:val="20"/>
               </w:rPr>
-              <w:t xml:space="preserve">"We don't know the functions if we don't know how we're going to use the product or service."</w:t>
+              <w:t xml:space="preserve">“We don't know the functions if we don't know how we're going to use the product or service.”</w:t>
             </w:r>
           </w:p>
         </w:tc>
@@ -3724,7 +3724,7 @@
                 <w:sz w:val="24"/>
                 <w:szCs w:val="24"/>
               </w:rPr>
-              <w:t xml:space="preserve">— Collective System Design (CSD) Language</w:t>
+              <w:t xml:space="preserve">— Collective System Design (CSD) Language — Failure Modes and Mitigation</w:t>
             </w:r>
           </w:p>
           <w:p>
@@ -3768,7 +3768,7 @@
                 <w:sz w:val="20"/>
                 <w:szCs w:val="20"/>
               </w:rPr>
-              <w:t xml:space="preserve">Definitions</w:t>
+              <w:t xml:space="preserve">Failure Modes and Mitigation — Definitions</w:t>
             </w:r>
           </w:p>
           <w:p>
@@ -3790,7 +3790,7 @@
                 <w:sz w:val="20"/>
                 <w:szCs w:val="20"/>
               </w:rPr>
-              <w:t xml:space="preserve">"The Designer's Selection of a Physical Solution Introduces Failure."</w:t>
+              <w:t xml:space="preserve">“The Designer's Selection of a Physical Solution Introduces Failure.”</w:t>
             </w:r>
           </w:p>
         </w:tc>
@@ -3938,28 +3938,6 @@
                 <w:sz w:val="20"/>
                 <w:szCs w:val="20"/>
               </w:rPr>
-              <w:t xml:space="preserve">Section Label: </w:t>
-            </w:r>
-            <w:r>
-              <w:rPr>
-                <w:sz w:val="20"/>
-                <w:szCs w:val="20"/>
-              </w:rPr>
-              <w:t xml:space="preserve">What do you NOT know about the problem or solution?</w:t>
-            </w:r>
-          </w:p>
-          <w:p>
-            <w:pPr>
-              <w:spacing w:before="40"/>
-            </w:pPr>
-            <w:r>
-              <w:rPr>
-                <w:b/>
-                <w:bCs/>
-                <w:color w:val="5C4A21"/>
-                <w:sz w:val="20"/>
-                <w:szCs w:val="20"/>
-              </w:rPr>
               <w:t xml:space="preserve">Content cue: </w:t>
             </w:r>
             <w:r>
@@ -4144,7 +4122,7 @@
                 <w:sz w:val="20"/>
                 <w:szCs w:val="20"/>
               </w:rPr>
-              <w:t xml:space="preserve">The parking lot is tracking what you know (or your ideas) about the design, but you may be unsure where to document the information right now. Brainstorm and generate as many ideas as possible — and classify them according to the information class in the Parking Lot.</w:t>
+              <w:t xml:space="preserve">The parking lot is tracking what you know (or your ideas) about the design, but you may be unsure where to document the information right now. Brainstorm and generate as many ideas as possible — and classify them according to the informatio…</w:t>
             </w:r>
           </w:p>
         </w:tc>
@@ -4280,28 +4258,6 @@
               <w:t xml:space="preserve">(no badge)</w:t>
             </w:r>
           </w:p>
-          <w:p>
-            <w:pPr>
-              <w:spacing w:before="40"/>
-            </w:pPr>
-            <w:r>
-              <w:rPr>
-                <w:b/>
-                <w:bCs/>
-                <w:color w:val="5C4A21"/>
-                <w:sz w:val="20"/>
-                <w:szCs w:val="20"/>
-              </w:rPr>
-              <w:t xml:space="preserve">Section Label: </w:t>
-            </w:r>
-            <w:r>
-              <w:rPr>
-                <w:sz w:val="20"/>
-                <w:szCs w:val="20"/>
-              </w:rPr>
-              <w:t xml:space="preserve">The 12 Steps Live in a Single Lucid Template</w:t>
-            </w:r>
-          </w:p>
         </w:tc>
       </w:tr>
       <w:tr>
@@ -4476,7 +4432,7 @@
                 <w:sz w:val="20"/>
                 <w:szCs w:val="20"/>
               </w:rPr>
-              <w:t xml:space="preserve">Joe Smith (smitjj09@pfw.edu) handles your Lucid setup. You don't need to create your own account — Joe does these two things for you:</w:t>
+              <w:t xml:space="preserve">You'll receive an invitation email explaining you've been added.</w:t>
             </w:r>
           </w:p>
         </w:tc>
@@ -4956,28 +4912,6 @@
                 <w:sz w:val="20"/>
                 <w:szCs w:val="20"/>
               </w:rPr>
-              <w:t xml:space="preserve">Section Label: </w:t>
-            </w:r>
-            <w:r>
-              <w:rPr>
-                <w:sz w:val="20"/>
-                <w:szCs w:val="20"/>
-              </w:rPr>
-              <w:t xml:space="preserve">Step 1.2 — Project Description (1–2 Sentences)</w:t>
-            </w:r>
-          </w:p>
-          <w:p>
-            <w:pPr>
-              <w:spacing w:before="40"/>
-            </w:pPr>
-            <w:r>
-              <w:rPr>
-                <w:b/>
-                <w:bCs/>
-                <w:color w:val="5C4A21"/>
-                <w:sz w:val="20"/>
-                <w:szCs w:val="20"/>
-              </w:rPr>
               <w:t xml:space="preserve">Content cue: </w:t>
             </w:r>
             <w:r>
@@ -4985,7 +4919,7 @@
                 <w:sz w:val="20"/>
                 <w:szCs w:val="20"/>
               </w:rPr>
-              <w:t xml:space="preserve">What is the main problem you are going to solve?</w:t>
+              <w:t xml:space="preserve">Step 1.2 — Project Description (1–2 Sentences) What is the main problem you are going to solve?</w:t>
             </w:r>
           </w:p>
         </w:tc>
@@ -5295,7 +5229,7 @@
                 <w:sz w:val="20"/>
                 <w:szCs w:val="20"/>
               </w:rPr>
-              <w:t xml:space="preserve">"Requirements" provided by a customer, a subject matter expert (SME), a stakeholder, a project advisor, or yourself are often a mixture of different classes of information. As the designer, it is essential that you understand and can organize the information you receive. You w…</w:t>
+              <w:t xml:space="preserve">"Requirements" provided by a customer, a subject matter expert (SME), a stakeholder, a project advisor, or yourself are often a mixture of different classes of information. As the designer, it is essential that you understand and can organi…</w:t>
             </w:r>
           </w:p>
         </w:tc>
@@ -6291,7 +6225,7 @@
                 <w:sz w:val="24"/>
                 <w:szCs w:val="24"/>
               </w:rPr>
-              <w:t xml:space="preserve">— Step 2 - Problem Statement</w:t>
+              <w:t xml:space="preserve">— FRs and FRm's</w:t>
             </w:r>
           </w:p>
           <w:p>
@@ -6313,29 +6247,7 @@
                 <w:sz w:val="20"/>
                 <w:szCs w:val="20"/>
               </w:rPr>
-              <w:t xml:space="preserve">Step 2.3</w:t>
-            </w:r>
-          </w:p>
-          <w:p>
-            <w:pPr>
-              <w:spacing w:before="40"/>
-            </w:pPr>
-            <w:r>
-              <w:rPr>
-                <w:b/>
-                <w:bCs/>
-                <w:color w:val="5C4A21"/>
-                <w:sz w:val="20"/>
-                <w:szCs w:val="20"/>
-              </w:rPr>
-              <w:t xml:space="preserve">Section Label: </w:t>
-            </w:r>
-            <w:r>
-              <w:rPr>
-                <w:sz w:val="20"/>
-                <w:szCs w:val="20"/>
-              </w:rPr>
-              <w:t xml:space="preserve">Step 2.3 — What Use Cases Will Your Solution Perform?</w:t>
+              <w:t xml:space="preserve">(no badge)</w:t>
             </w:r>
           </w:p>
           <w:p>
@@ -6357,7 +6269,7 @@
                 <w:sz w:val="20"/>
                 <w:szCs w:val="20"/>
               </w:rPr>
-              <w:t xml:space="preserve">A Use Case is a scenario or task a customer performs with your product / system / service. Different Use Cases impose different FRs.</w:t>
+              <w:t xml:space="preserve">ALWAYS start an FR with a VERB.</w:t>
             </w:r>
           </w:p>
         </w:tc>
@@ -6512,7 +6424,7 @@
                 <w:sz w:val="20"/>
                 <w:szCs w:val="20"/>
               </w:rPr>
-              <w:t xml:space="preserve">How-To State Good Functional Requirements (FRs)</w:t>
+              <w:t xml:space="preserve">Good or Bad Functional Requirements? Why?</w:t>
             </w:r>
           </w:p>
           <w:p>
@@ -6534,7 +6446,7 @@
                 <w:sz w:val="20"/>
                 <w:szCs w:val="20"/>
               </w:rPr>
-              <w:t xml:space="preserve">ALWAYS start an FR with a VERB.</w:t>
+              <w:t xml:space="preserve">FRs start with a verb + direct object (e.g., Adjust temperature).</w:t>
             </w:r>
           </w:p>
         </w:tc>
@@ -6689,29 +6601,7 @@
                 <w:sz w:val="20"/>
                 <w:szCs w:val="20"/>
               </w:rPr>
-              <w:t xml:space="preserve">Good or Bad Functional Requirements? Why?</w:t>
-            </w:r>
-          </w:p>
-          <w:p>
-            <w:pPr>
-              <w:spacing w:before="40"/>
-            </w:pPr>
-            <w:r>
-              <w:rPr>
-                <w:b/>
-                <w:bCs/>
-                <w:color w:val="5C4A21"/>
-                <w:sz w:val="20"/>
-                <w:szCs w:val="20"/>
-              </w:rPr>
-              <w:t xml:space="preserve">Content cue: </w:t>
-            </w:r>
-            <w:r>
-              <w:rPr>
-                <w:sz w:val="20"/>
-                <w:szCs w:val="20"/>
-              </w:rPr>
-              <w:t xml:space="preserve">FRs start with a verb + direct object (e.g., Adjust temperature).</w:t>
+              <w:t xml:space="preserve">Good or Bad Functional Requirements? — Answers</w:t>
             </w:r>
           </w:p>
         </w:tc>
@@ -6866,7 +6756,29 @@
                 <w:sz w:val="20"/>
                 <w:szCs w:val="20"/>
               </w:rPr>
-              <w:t xml:space="preserve">Good or Bad Functional Requirements? — Answers</w:t>
+              <w:t xml:space="preserve">Functional Requirement Measures (FRm) — Going Deeper</w:t>
+            </w:r>
+          </w:p>
+          <w:p>
+            <w:pPr>
+              <w:spacing w:before="40"/>
+            </w:pPr>
+            <w:r>
+              <w:rPr>
+                <w:b/>
+                <w:bCs/>
+                <w:color w:val="5C4A21"/>
+                <w:sz w:val="20"/>
+                <w:szCs w:val="20"/>
+              </w:rPr>
+              <w:t xml:space="preserve">Content cue: </w:t>
+            </w:r>
+            <w:r>
+              <w:rPr>
+                <w:sz w:val="20"/>
+                <w:szCs w:val="20"/>
+              </w:rPr>
+              <w:t xml:space="preserve">An FRm provides a measure to quantify the performance required to successfully deliver a function (achieve the FR).</w:t>
             </w:r>
           </w:p>
         </w:tc>
@@ -7021,29 +6933,7 @@
                 <w:sz w:val="20"/>
                 <w:szCs w:val="20"/>
               </w:rPr>
-              <w:t xml:space="preserve">Functional Requirement Measures (FRm) — Going Deeper</w:t>
-            </w:r>
-          </w:p>
-          <w:p>
-            <w:pPr>
-              <w:spacing w:before="40"/>
-            </w:pPr>
-            <w:r>
-              <w:rPr>
-                <w:b/>
-                <w:bCs/>
-                <w:color w:val="5C4A21"/>
-                <w:sz w:val="20"/>
-                <w:szCs w:val="20"/>
-              </w:rPr>
-              <w:t xml:space="preserve">Content cue: </w:t>
-            </w:r>
-            <w:r>
-              <w:rPr>
-                <w:sz w:val="20"/>
-                <w:szCs w:val="20"/>
-              </w:rPr>
-              <w:t xml:space="preserve">An FRm provides a measure to quantify the performance required to successfully deliver a function (achieve the FR).</w:t>
+              <w:t xml:space="preserve">Key Performance Indicators (KPIs) and FRms</w:t>
             </w:r>
           </w:p>
         </w:tc>
@@ -7154,7 +7044,7 @@
                 <w:sz w:val="24"/>
                 <w:szCs w:val="24"/>
               </w:rPr>
-              <w:t xml:space="preserve">— FRs and FRm's</w:t>
+              <w:t xml:space="preserve">— Step 2 - Problem Statement</w:t>
             </w:r>
           </w:p>
           <w:p>
@@ -7176,7 +7066,7 @@
                 <w:sz w:val="20"/>
                 <w:szCs w:val="20"/>
               </w:rPr>
-              <w:t xml:space="preserve">(no badge)</w:t>
+              <w:t xml:space="preserve">Step 2.3</w:t>
             </w:r>
           </w:p>
           <w:p>
@@ -7198,7 +7088,29 @@
                 <w:sz w:val="20"/>
                 <w:szCs w:val="20"/>
               </w:rPr>
-              <w:t xml:space="preserve">Key Performance Indicators (KPIs) and FRm's</w:t>
+              <w:t xml:space="preserve">Step 2.3 — What Use Cases Will Your Solution Perform?</w:t>
+            </w:r>
+          </w:p>
+          <w:p>
+            <w:pPr>
+              <w:spacing w:before="40"/>
+            </w:pPr>
+            <w:r>
+              <w:rPr>
+                <w:b/>
+                <w:bCs/>
+                <w:color w:val="5C4A21"/>
+                <w:sz w:val="20"/>
+                <w:szCs w:val="20"/>
+              </w:rPr>
+              <w:t xml:space="preserve">Content cue: </w:t>
+            </w:r>
+            <w:r>
+              <w:rPr>
+                <w:sz w:val="20"/>
+                <w:szCs w:val="20"/>
+              </w:rPr>
+              <w:t xml:space="preserve">A Use Case is a scenario or task a customer performs with your product / system / service. Different Use Cases impose different FRs.</w:t>
             </w:r>
           </w:p>
         </w:tc>
@@ -7906,7 +7818,7 @@
                 <w:sz w:val="20"/>
                 <w:szCs w:val="20"/>
               </w:rPr>
-              <w:t xml:space="preserve">A System Boundary diagram captures all elements required for the system to function. The designer decides which elements live inside the boundary and which stay outside; arrows crossing the boundary represent inputs (into the system) and outputs (from the system). For every ex…</w:t>
+              <w:t xml:space="preserve">A System Boundary diagram captures all elements required for the system to function. The designer decides which elements live inside the boundary and which stay outside; arrows crossing the boundary represent inputs (into the system) and ou…</w:t>
             </w:r>
           </w:p>
         </w:tc>
@@ -8769,7 +8681,7 @@
                 <w:sz w:val="20"/>
                 <w:szCs w:val="20"/>
               </w:rPr>
-              <w:t xml:space="preserve">Touchscreen digital control; extra-wide 1.5&amp;Prime; slots</w:t>
+              <w:t xml:space="preserve">Touchscreen digital control; extra-wide 1.5″ slots</w:t>
             </w:r>
           </w:p>
         </w:tc>
@@ -8946,7 +8858,7 @@
                 <w:sz w:val="20"/>
                 <w:szCs w:val="20"/>
               </w:rPr>
-              <w:t xml:space="preserve">Step 3.2 — Using what you know about the problem from Steps 1 and 2, and what you have learned about existing solutions, generate at least 3 conceptual design alternatives. You may have one design in mind, but challenge yourself to think about other ways to solve the problem.</w:t>
+              <w:t xml:space="preserve">Step 3.2 — Using what you know about the problem from Steps 1 and 2, and what you have learned about existing solutions, generate at least 3 conceptual design alternatives. You may have one design in mind, but challenge yourself to think ab…</w:t>
             </w:r>
           </w:p>
         </w:tc>
@@ -9765,7 +9677,7 @@
                 <w:sz w:val="20"/>
                 <w:szCs w:val="20"/>
               </w:rPr>
-              <w:t xml:space="preserve">Types of Designs</w:t>
+              <w:t xml:space="preserve">SBFIL · Numbering</w:t>
             </w:r>
           </w:p>
           <w:p>
@@ -9787,7 +9699,29 @@
                 <w:sz w:val="20"/>
                 <w:szCs w:val="20"/>
               </w:rPr>
-              <w:t xml:space="preserve">Five Types of FR × PS Mappings (Axiomatic Design)</w:t>
+              <w:t xml:space="preserve">SBFIL — Five Aspects of Every Sub-System</w:t>
+            </w:r>
+          </w:p>
+          <w:p>
+            <w:pPr>
+              <w:spacing w:before="40"/>
+            </w:pPr>
+            <w:r>
+              <w:rPr>
+                <w:b/>
+                <w:bCs/>
+                <w:color w:val="5C4A21"/>
+                <w:sz w:val="20"/>
+                <w:szCs w:val="20"/>
+              </w:rPr>
+              <w:t xml:space="preserve">Content cue: </w:t>
+            </w:r>
+            <w:r>
+              <w:rPr>
+                <w:sz w:val="20"/>
+                <w:szCs w:val="20"/>
+              </w:rPr>
+              <w:t xml:space="preserve">When decomposing a parent PS into its child FRs, consider all five aspects (SBFIL) so no function is left out.</w:t>
             </w:r>
           </w:p>
         </w:tc>
@@ -9920,7 +9854,7 @@
                 <w:sz w:val="20"/>
                 <w:szCs w:val="20"/>
               </w:rPr>
-              <w:t xml:space="preserve">Faucet Example</w:t>
+              <w:t xml:space="preserve">Types of Designs</w:t>
             </w:r>
           </w:p>
           <w:p>
@@ -9942,7 +9876,7 @@
                 <w:sz w:val="20"/>
                 <w:szCs w:val="20"/>
               </w:rPr>
-              <w:t xml:space="preserve">Faucet Example — Same FRs, Different Physical Solutions</w:t>
+              <w:t xml:space="preserve">Five Types of FR × PS Mappings (Axiomatic Design)</w:t>
             </w:r>
           </w:p>
         </w:tc>
@@ -10075,7 +10009,7 @@
                 <w:sz w:val="20"/>
                 <w:szCs w:val="20"/>
               </w:rPr>
-              <w:t xml:space="preserve">Barn Beam Example</w:t>
+              <w:t xml:space="preserve">Faucet Example</w:t>
             </w:r>
           </w:p>
           <w:p>
@@ -10097,7 +10031,7 @@
                 <w:sz w:val="20"/>
                 <w:szCs w:val="20"/>
               </w:rPr>
-              <w:t xml:space="preserve">Barn Beam Example — Physical Integration Couples Functions</w:t>
+              <w:t xml:space="preserve">Faucet Example — Same FRs, Different Physical Solutions</w:t>
             </w:r>
           </w:p>
         </w:tc>
@@ -10230,7 +10164,7 @@
                 <w:sz w:val="20"/>
                 <w:szCs w:val="20"/>
               </w:rPr>
-              <w:t xml:space="preserve">Two Origins of Coupling</w:t>
+              <w:t xml:space="preserve">Barn Beam Example</w:t>
             </w:r>
           </w:p>
           <w:p>
@@ -10252,29 +10186,7 @@
                 <w:sz w:val="20"/>
                 <w:szCs w:val="20"/>
               </w:rPr>
-              <w:t xml:space="preserve">Two Distinct Mechanisms Behind a Populated Design Matrix</w:t>
-            </w:r>
-          </w:p>
-          <w:p>
-            <w:pPr>
-              <w:spacing w:before="40"/>
-            </w:pPr>
-            <w:r>
-              <w:rPr>
-                <w:b/>
-                <w:bCs/>
-                <w:color w:val="5C4A21"/>
-                <w:sz w:val="20"/>
-                <w:szCs w:val="20"/>
-              </w:rPr>
-              <w:t xml:space="preserve">Content cue: </w:t>
-            </w:r>
-            <w:r>
-              <w:rPr>
-                <w:sz w:val="20"/>
-                <w:szCs w:val="20"/>
-              </w:rPr>
-              <w:t xml:space="preserve">The previous two examples both produced full off-diagonal entries in the design matrix — but for genuinely different reasons. Naming the difference helps you spot coupling earlier and choose the right fix.</w:t>
+              <w:t xml:space="preserve">Barn Beam Example — Physical Integration Couples Functions</w:t>
             </w:r>
           </w:p>
         </w:tc>
@@ -10407,7 +10319,7 @@
                 <w:sz w:val="20"/>
                 <w:szCs w:val="20"/>
               </w:rPr>
-              <w:t xml:space="preserve">Procedural Errors</w:t>
+              <w:t xml:space="preserve">Two Origins of Coupling</w:t>
             </w:r>
           </w:p>
           <w:p>
@@ -10429,7 +10341,7 @@
                 <w:sz w:val="20"/>
                 <w:szCs w:val="20"/>
               </w:rPr>
-              <w:t xml:space="preserve">Common Procedural Errors in a Design Decomposition</w:t>
+              <w:t xml:space="preserve">Two Distinct Mechanisms Behind a Populated Design Matrix</w:t>
             </w:r>
           </w:p>
           <w:p>
@@ -10451,7 +10363,7 @@
                 <w:sz w:val="20"/>
                 <w:szCs w:val="20"/>
               </w:rPr>
-              <w:t xml:space="preserve">1 Incorrect FR wording: An FR begins with a verb — an action or transformation.</w:t>
+              <w:t xml:space="preserve">The previous two examples both produced full off-diagonal entries in the design matrix — but for genuinely different reasons. Naming the difference helps you spot coupling earlier and choose the right fix.</w:t>
             </w:r>
           </w:p>
         </w:tc>
@@ -10584,7 +10496,7 @@
                 <w:sz w:val="20"/>
                 <w:szCs w:val="20"/>
               </w:rPr>
-              <w:t xml:space="preserve">Decomposition Issues</w:t>
+              <w:t xml:space="preserve">Procedural Errors</w:t>
             </w:r>
           </w:p>
           <w:p>
@@ -10606,7 +10518,7 @@
                 <w:sz w:val="20"/>
                 <w:szCs w:val="20"/>
               </w:rPr>
-              <w:t xml:space="preserve">Design Decomposition Issues</w:t>
+              <w:t xml:space="preserve">Common Procedural Errors in a Design Decomposition</w:t>
             </w:r>
           </w:p>
           <w:p>
@@ -10628,7 +10540,7 @@
                 <w:sz w:val="20"/>
                 <w:szCs w:val="20"/>
               </w:rPr>
-              <w:t xml:space="preserve">"Ensure transmitter survives operating conditions" reads like an FR but is actually an FRm.</w:t>
+              <w:t xml:space="preserve">1 Incorrect FR wording: An FR begins with a verb — an action or transformation.</w:t>
             </w:r>
           </w:p>
         </w:tc>
@@ -10761,7 +10673,7 @@
                 <w:sz w:val="20"/>
                 <w:szCs w:val="20"/>
               </w:rPr>
-              <w:t xml:space="preserve">Decomposition Fix</w:t>
+              <w:t xml:space="preserve">Decomposition Issues</w:t>
             </w:r>
           </w:p>
           <w:p>
@@ -10783,7 +10695,29 @@
                 <w:sz w:val="20"/>
                 <w:szCs w:val="20"/>
               </w:rPr>
-              <w:t xml:space="preserve">How-To Fix — Don't Lock In a Specific Part as the Parent PS</w:t>
+              <w:t xml:space="preserve">Design Decomposition Issues</w:t>
+            </w:r>
+          </w:p>
+          <w:p>
+            <w:pPr>
+              <w:spacing w:before="40"/>
+            </w:pPr>
+            <w:r>
+              <w:rPr>
+                <w:b/>
+                <w:bCs/>
+                <w:color w:val="5C4A21"/>
+                <w:sz w:val="20"/>
+                <w:szCs w:val="20"/>
+              </w:rPr>
+              <w:t xml:space="preserve">Content cue: </w:t>
+            </w:r>
+            <w:r>
+              <w:rPr>
+                <w:sz w:val="20"/>
+                <w:szCs w:val="20"/>
+              </w:rPr>
+              <w:t xml:space="preserve">"Ensure transmitter survives operating conditions" reads like an FR but is actually an FRm.</w:t>
             </w:r>
           </w:p>
         </w:tc>
@@ -10916,7 +10850,7 @@
                 <w:sz w:val="20"/>
                 <w:szCs w:val="20"/>
               </w:rPr>
-              <w:t xml:space="preserve">Cooling System Example</w:t>
+              <w:t xml:space="preserve">Decomposition Fix</w:t>
             </w:r>
           </w:p>
           <w:p>
@@ -10938,7 +10872,7 @@
                 <w:sz w:val="20"/>
                 <w:szCs w:val="20"/>
               </w:rPr>
-              <w:t xml:space="preserve">Decomposition Fix (cont.) — The Designer's Mind for "Cooling System"</w:t>
+              <w:t xml:space="preserve">How-To Fix — Don't Lock In a Specific Part as the Parent PS</w:t>
             </w:r>
           </w:p>
         </w:tc>
@@ -11071,7 +11005,7 @@
                 <w:sz w:val="20"/>
                 <w:szCs w:val="20"/>
               </w:rPr>
-              <w:t xml:space="preserve">Decision Analysis</w:t>
+              <w:t xml:space="preserve">Cooling System Example</w:t>
             </w:r>
           </w:p>
           <w:p>
@@ -11093,7 +11027,7 @@
                 <w:sz w:val="20"/>
                 <w:szCs w:val="20"/>
               </w:rPr>
-              <w:t xml:space="preserve">Decision Analysis for Conceptual Design Alternatives</w:t>
+              <w:t xml:space="preserve">Decomposition Fix (cont.) — The Designer's Mind for "Cooling System"</w:t>
             </w:r>
           </w:p>
         </w:tc>
@@ -11226,7 +11160,7 @@
                 <w:sz w:val="20"/>
                 <w:szCs w:val="20"/>
               </w:rPr>
-              <w:t xml:space="preserve">Decision Analysis Scoring</w:t>
+              <w:t xml:space="preserve">Decision Analysis</w:t>
             </w:r>
           </w:p>
           <w:p>
@@ -11248,29 +11182,7 @@
                 <w:sz w:val="20"/>
                 <w:szCs w:val="20"/>
               </w:rPr>
-              <w:t xml:space="preserve">Key Points for Conducting a Decision Analysis</w:t>
-            </w:r>
-          </w:p>
-          <w:p>
-            <w:pPr>
-              <w:spacing w:before="40"/>
-            </w:pPr>
-            <w:r>
-              <w:rPr>
-                <w:b/>
-                <w:bCs/>
-                <w:color w:val="5C4A21"/>
-                <w:sz w:val="20"/>
-                <w:szCs w:val="20"/>
-              </w:rPr>
-              <w:t xml:space="preserve">Content cue: </w:t>
-            </w:r>
-            <w:r>
-              <w:rPr>
-                <w:sz w:val="20"/>
-                <w:szCs w:val="20"/>
-              </w:rPr>
-              <w:t xml:space="preserve">Score on a 0–5 scale: 0 = unacceptable (below threshold — auto-rejects the alternative); 1–4 = inside the trade space (between threshold and goal); 5 = meets or exceeds the Goal.</w:t>
+              <w:t xml:space="preserve">Decision Analysis for Conceptual Design Alternatives</w:t>
             </w:r>
           </w:p>
         </w:tc>
@@ -11403,7 +11315,7 @@
                 <w:sz w:val="20"/>
                 <w:szCs w:val="20"/>
               </w:rPr>
-              <w:t xml:space="preserve">Decision Analysis Example</w:t>
+              <w:t xml:space="preserve">Decision Analysis Scoring</w:t>
             </w:r>
           </w:p>
           <w:p>
@@ -11425,7 +11337,29 @@
                 <w:sz w:val="20"/>
                 <w:szCs w:val="20"/>
               </w:rPr>
-              <w:t xml:space="preserve">Decision Analysis — Worked Example</w:t>
+              <w:t xml:space="preserve">Key Points for Conducting a Decision Analysis</w:t>
+            </w:r>
+          </w:p>
+          <w:p>
+            <w:pPr>
+              <w:spacing w:before="40"/>
+            </w:pPr>
+            <w:r>
+              <w:rPr>
+                <w:b/>
+                <w:bCs/>
+                <w:color w:val="5C4A21"/>
+                <w:sz w:val="20"/>
+                <w:szCs w:val="20"/>
+              </w:rPr>
+              <w:t xml:space="preserve">Content cue: </w:t>
+            </w:r>
+            <w:r>
+              <w:rPr>
+                <w:sz w:val="20"/>
+                <w:szCs w:val="20"/>
+              </w:rPr>
+              <w:t xml:space="preserve">Score on a 0–5 scale: 0 = unacceptable (below threshold — auto-rejects the alternative); 1–4 = inside the trade space (between threshold and goal); 5 = meets or exceeds the Goal.</w:t>
             </w:r>
           </w:p>
         </w:tc>
@@ -11536,7 +11470,7 @@
                 <w:sz w:val="24"/>
                 <w:szCs w:val="24"/>
               </w:rPr>
-              <w:t xml:space="preserve">— Step 5 - Design and Process FMEA</w:t>
+              <w:t xml:space="preserve">— Step 4 - Design Decomposition</w:t>
             </w:r>
           </w:p>
           <w:p>
@@ -11558,7 +11492,7 @@
                 <w:sz w:val="20"/>
                 <w:szCs w:val="20"/>
               </w:rPr>
-              <w:t xml:space="preserve">Step 5 Overview</w:t>
+              <w:t xml:space="preserve">Decision Analysis Example</w:t>
             </w:r>
           </w:p>
           <w:p>
@@ -11580,29 +11514,7 @@
                 <w:sz w:val="20"/>
                 <w:szCs w:val="20"/>
               </w:rPr>
-              <w:t xml:space="preserve">Step 5 — FMEA: Identifying Risk to the Design and the Process</w:t>
-            </w:r>
-          </w:p>
-          <w:p>
-            <w:pPr>
-              <w:spacing w:before="40"/>
-            </w:pPr>
-            <w:r>
-              <w:rPr>
-                <w:b/>
-                <w:bCs/>
-                <w:color w:val="5C4A21"/>
-                <w:sz w:val="20"/>
-                <w:szCs w:val="20"/>
-              </w:rPr>
-              <w:t xml:space="preserve">Content cue: </w:t>
-            </w:r>
-            <w:r>
-              <w:rPr>
-                <w:sz w:val="20"/>
-                <w:szCs w:val="20"/>
-              </w:rPr>
-              <w:t xml:space="preserve">FMEA is predictive — it surfaces failure modes before they occur in the field.</w:t>
+              <w:t xml:space="preserve">Decision Analysis — Worked Example</w:t>
             </w:r>
           </w:p>
         </w:tc>
@@ -11735,7 +11647,7 @@
                 <w:sz w:val="20"/>
                 <w:szCs w:val="20"/>
               </w:rPr>
-              <w:t xml:space="preserve">Terminology</w:t>
+              <w:t xml:space="preserve">Step 5 Overview</w:t>
             </w:r>
           </w:p>
           <w:p>
@@ -11757,7 +11669,7 @@
                 <w:sz w:val="20"/>
                 <w:szCs w:val="20"/>
               </w:rPr>
-              <w:t xml:space="preserve">Overview</w:t>
+              <w:t xml:space="preserve">Step 5 — FMEA: Identifying Risk to the Design and the Process</w:t>
             </w:r>
           </w:p>
           <w:p>
@@ -11779,7 +11691,7 @@
                 <w:sz w:val="20"/>
                 <w:szCs w:val="20"/>
               </w:rPr>
-              <w:t xml:space="preserve">The objective of FMEA is predictive failure prevention.</w:t>
+              <w:t xml:space="preserve">FMEA is predictive — it surfaces failure modes before they occur in the field.</w:t>
             </w:r>
           </w:p>
         </w:tc>
@@ -11912,7 +11824,7 @@
                 <w:sz w:val="20"/>
                 <w:szCs w:val="20"/>
               </w:rPr>
-              <w:t xml:space="preserve">RPN</w:t>
+              <w:t xml:space="preserve">Terminology</w:t>
             </w:r>
           </w:p>
           <w:p>
@@ -11934,7 +11846,7 @@
                 <w:sz w:val="20"/>
                 <w:szCs w:val="20"/>
               </w:rPr>
-              <w:t xml:space="preserve">Risk Priority Number (RPN) Scale</w:t>
+              <w:t xml:space="preserve">Overview</w:t>
             </w:r>
           </w:p>
           <w:p>
@@ -11956,7 +11868,7 @@
                 <w:sz w:val="20"/>
                 <w:szCs w:val="20"/>
               </w:rPr>
-              <w:t xml:space="preserve">&amp;#9888; A Severity of 9 or 10 requires corrective action regardless of the RPN Number.</w:t>
+              <w:t xml:space="preserve">The objective of FMEA is predictive failure prevention.</w:t>
             </w:r>
           </w:p>
         </w:tc>
@@ -12089,7 +12001,7 @@
                 <w:sz w:val="20"/>
                 <w:szCs w:val="20"/>
               </w:rPr>
-              <w:t xml:space="preserve">DFMEA &amp; PFMEA</w:t>
+              <w:t xml:space="preserve">RPN</w:t>
             </w:r>
           </w:p>
           <w:p>
@@ -12111,7 +12023,7 @@
                 <w:sz w:val="20"/>
                 <w:szCs w:val="20"/>
               </w:rPr>
-              <w:t xml:space="preserve">DFMEA and PFMEA for the Single-Handle Faucet</w:t>
+              <w:t xml:space="preserve">Risk Priority Number (RPN) Scale</w:t>
             </w:r>
           </w:p>
           <w:p>
@@ -12133,7 +12045,7 @@
                 <w:sz w:val="20"/>
                 <w:szCs w:val="20"/>
               </w:rPr>
-              <w:t xml:space="preserve">Notice that the Failure Severity does not change between the DFMEA and PFMEA case — the failure is the failure. What changes is where it's caused (in the design vs. in the manufacturing process).</w:t>
+              <w:t xml:space="preserve">⚠ A Severity of 9 or 10 requires corrective action regardless of the RPN Number.</w:t>
             </w:r>
           </w:p>
         </w:tc>
@@ -12244,7 +12156,7 @@
                 <w:sz w:val="24"/>
                 <w:szCs w:val="24"/>
               </w:rPr>
-              <w:t xml:space="preserve">— Step 6 - Detailed Design</w:t>
+              <w:t xml:space="preserve">— Step 5 - Design and Process FMEA</w:t>
             </w:r>
           </w:p>
           <w:p>
@@ -12266,7 +12178,7 @@
                 <w:sz w:val="20"/>
                 <w:szCs w:val="20"/>
               </w:rPr>
-              <w:t xml:space="preserve">Step 6</w:t>
+              <w:t xml:space="preserve">DFMEA &amp; PFMEA</w:t>
             </w:r>
           </w:p>
           <w:p>
@@ -12288,7 +12200,7 @@
                 <w:sz w:val="20"/>
                 <w:szCs w:val="20"/>
               </w:rPr>
-              <w:t xml:space="preserve">Overview — Two Questions</w:t>
+              <w:t xml:space="preserve">DFMEA and PFMEA for the Single-Handle Faucet</w:t>
             </w:r>
           </w:p>
           <w:p>
@@ -12310,7 +12222,7 @@
                 <w:sz w:val="20"/>
                 <w:szCs w:val="20"/>
               </w:rPr>
-              <w:t xml:space="preserve">Detailed Design translates the Logical Design (Decomposition) into the Physical Architecture.</w:t>
+              <w:t xml:space="preserve">Severity does not change after mitigation — regardless of the mitigation approach, if the failure mode occurs, the severity is the same. Mitigation never lowers severity.</w:t>
             </w:r>
           </w:p>
         </w:tc>
@@ -12421,7 +12333,7 @@
                 <w:sz w:val="24"/>
                 <w:szCs w:val="24"/>
               </w:rPr>
-              <w:t xml:space="preserve">— Step 6.2 — Communicate the Physical Architecture</w:t>
+              <w:t xml:space="preserve">— Step 6 - Detailed Design</w:t>
             </w:r>
           </w:p>
           <w:p>
@@ -12443,7 +12355,7 @@
                 <w:sz w:val="20"/>
                 <w:szCs w:val="20"/>
               </w:rPr>
-              <w:t xml:space="preserve">Step 6.2</w:t>
+              <w:t xml:space="preserve">Step 6</w:t>
             </w:r>
           </w:p>
           <w:p>
@@ -12465,7 +12377,7 @@
                 <w:sz w:val="20"/>
                 <w:szCs w:val="20"/>
               </w:rPr>
-              <w:t xml:space="preserve">Step 6.2 — Arrange the BOM Components</w:t>
+              <w:t xml:space="preserve">Overview — Two Questions</w:t>
             </w:r>
           </w:p>
           <w:p>
@@ -12487,7 +12399,7 @@
                 <w:sz w:val="20"/>
                 <w:szCs w:val="20"/>
               </w:rPr>
-              <w:t xml:space="preserve">Determine what diagrams/methods are appropriate to communicate your design. Use these diagrams/methods to arrange the BOM components to communicate the physical architecture — i.e., how do these components fit together to implement the PSs to achieve the FRs?</w:t>
+              <w:t xml:space="preserve">Detailed Design translates the Logical Design (Decomposition) into the Physical Architecture.</w:t>
             </w:r>
           </w:p>
         </w:tc>
@@ -12598,7 +12510,7 @@
                 <w:sz w:val="24"/>
                 <w:szCs w:val="24"/>
               </w:rPr>
-              <w:t xml:space="preserve">— Step 7 - Design For X (DFX) Methods</w:t>
+              <w:t xml:space="preserve">— Step 6.2 — Communicate the Physical Architecture</w:t>
             </w:r>
           </w:p>
           <w:p>
@@ -12620,7 +12532,7 @@
                 <w:sz w:val="20"/>
                 <w:szCs w:val="20"/>
               </w:rPr>
-              <w:t xml:space="preserve">7.1 From Detailed to Refined</w:t>
+              <w:t xml:space="preserve">Step 6.2</w:t>
             </w:r>
           </w:p>
           <w:p>
@@ -12642,7 +12554,7 @@
                 <w:sz w:val="20"/>
                 <w:szCs w:val="20"/>
               </w:rPr>
-              <w:t xml:space="preserve">From Detailed Design to Refined Design</w:t>
+              <w:t xml:space="preserve">Step 6.2 — Arrange the BOM Components</w:t>
             </w:r>
           </w:p>
           <w:p>
@@ -12664,7 +12576,7 @@
                 <w:sz w:val="20"/>
                 <w:szCs w:val="20"/>
               </w:rPr>
-              <w:t xml:space="preserve">In Step 6 you produced a detailed design and bill of materials — parts, dimensions, tolerances, materials, and interfaces.</w:t>
+              <w:t xml:space="preserve">Determine what diagrams/methods are appropriate to communicate your design. Use these diagrams/methods to arrange the BOM components to communicate the physical architecture — i.e., how do these components fit together to implement the PSs…</w:t>
             </w:r>
           </w:p>
         </w:tc>
@@ -12775,7 +12687,7 @@
                 <w:sz w:val="24"/>
                 <w:szCs w:val="24"/>
               </w:rPr>
-              <w:t xml:space="preserve">— Step 7 — Design For Assembly (DFA)</w:t>
+              <w:t xml:space="preserve">— Step 7 — Design For X (DFX) Methods</w:t>
             </w:r>
           </w:p>
           <w:p>
@@ -12797,7 +12709,7 @@
                 <w:sz w:val="20"/>
                 <w:szCs w:val="20"/>
               </w:rPr>
-              <w:t xml:space="preserve">7.2 DFA</w:t>
+              <w:t xml:space="preserve">Overview</w:t>
             </w:r>
           </w:p>
           <w:p>
@@ -12819,7 +12731,7 @@
                 <w:sz w:val="20"/>
                 <w:szCs w:val="20"/>
               </w:rPr>
-              <w:t xml:space="preserve">Goal of DFA</w:t>
+              <w:t xml:space="preserve">From Detailed Design to Refined Design</w:t>
             </w:r>
           </w:p>
           <w:p>
@@ -12841,7 +12753,7 @@
                 <w:sz w:val="20"/>
                 <w:szCs w:val="20"/>
               </w:rPr>
-              <w:t xml:space="preserve">Reduce the number of components and interfaces — resulting in fewer parts and fewer assembly steps.</w:t>
+              <w:t xml:space="preserve">In Step 6 you produced a detailed design and bill of materials — parts, dimensions, tolerances, materials, and interfaces.</w:t>
             </w:r>
           </w:p>
         </w:tc>
@@ -12952,7 +12864,7 @@
                 <w:sz w:val="24"/>
                 <w:szCs w:val="24"/>
               </w:rPr>
-              <w:t xml:space="preserve">— Step 7 — Design For Manufacturing (DFM)</w:t>
+              <w:t xml:space="preserve">— Step 7.1 — Design For Assembly (DFA)</w:t>
             </w:r>
           </w:p>
           <w:p>
@@ -12974,7 +12886,7 @@
                 <w:sz w:val="20"/>
                 <w:szCs w:val="20"/>
               </w:rPr>
-              <w:t xml:space="preserve">7.3 DFM</w:t>
+              <w:t xml:space="preserve">7.1 DFA</w:t>
             </w:r>
           </w:p>
           <w:p>
@@ -12996,7 +12908,7 @@
                 <w:sz w:val="20"/>
                 <w:szCs w:val="20"/>
               </w:rPr>
-              <w:t xml:space="preserve">Goal of DFM</w:t>
+              <w:t xml:space="preserve">Goal of DFA</w:t>
             </w:r>
           </w:p>
           <w:p>
@@ -13018,7 +12930,7 @@
                 <w:sz w:val="20"/>
                 <w:szCs w:val="20"/>
               </w:rPr>
-              <w:t xml:space="preserve">Reduce unnecessary design complexities that impact manufacturing in terms of quality, cost, lead time, etc.</w:t>
+              <w:t xml:space="preserve">Reduce the number of components and interfaces — resulting in fewer parts and fewer assembly steps.</w:t>
             </w:r>
           </w:p>
         </w:tc>
@@ -13129,7 +13041,7 @@
                 <w:sz w:val="24"/>
                 <w:szCs w:val="24"/>
               </w:rPr>
-              <w:t xml:space="preserve">— Step 7 — Design For Additive Manufacturing (DFAM)</w:t>
+              <w:t xml:space="preserve">— Step 7.2 — Design For Manufacturing (DFM)</w:t>
             </w:r>
           </w:p>
           <w:p>
@@ -13151,7 +13063,7 @@
                 <w:sz w:val="20"/>
                 <w:szCs w:val="20"/>
               </w:rPr>
-              <w:t xml:space="preserve">7.4 DFAM</w:t>
+              <w:t xml:space="preserve">7.2 DFM</w:t>
             </w:r>
           </w:p>
           <w:p>
@@ -13173,7 +13085,7 @@
                 <w:sz w:val="20"/>
                 <w:szCs w:val="20"/>
               </w:rPr>
-              <w:t xml:space="preserve">Goal of DFAM</w:t>
+              <w:t xml:space="preserve">Goal of DFM</w:t>
             </w:r>
           </w:p>
           <w:p>
@@ -13195,7 +13107,7 @@
                 <w:sz w:val="20"/>
                 <w:szCs w:val="20"/>
               </w:rPr>
-              <w:t xml:space="preserve">Assess the potential quality of a part to be made using an Additive Manufacturing (AM) process by giving intuitive feedback and indirectly suggesting changes to improve the design.</w:t>
+              <w:t xml:space="preserve">Reduce unnecessary design complexities that impact manufacturing in terms of quality, cost, lead time, etc.</w:t>
             </w:r>
           </w:p>
         </w:tc>
@@ -13306,7 +13218,7 @@
                 <w:sz w:val="24"/>
                 <w:szCs w:val="24"/>
               </w:rPr>
-              <w:t xml:space="preserve">— Step 7 — DFX: Software Design</w:t>
+              <w:t xml:space="preserve">— Step 7.3 — Design For Additive Manufacturing (DFAM)</w:t>
             </w:r>
           </w:p>
           <w:p>
@@ -13328,7 +13240,7 @@
                 <w:sz w:val="20"/>
                 <w:szCs w:val="20"/>
               </w:rPr>
-              <w:t xml:space="preserve">7.5 Software</w:t>
+              <w:t xml:space="preserve">7.3 DFAM</w:t>
             </w:r>
           </w:p>
           <w:p>
@@ -13350,7 +13262,7 @@
                 <w:sz w:val="20"/>
                 <w:szCs w:val="20"/>
               </w:rPr>
-              <w:t xml:space="preserve">Goal of Software Design</w:t>
+              <w:t xml:space="preserve">Goal of DFAM</w:t>
             </w:r>
           </w:p>
           <w:p>
@@ -13372,7 +13284,7 @@
                 <w:sz w:val="20"/>
                 <w:szCs w:val="20"/>
               </w:rPr>
-              <w:t xml:space="preserve">Create a blueprint that outlines the structure, behavior, and interactions of the software components needed to achieve the desired functionality — while meeting quality attributes such as reliability, scalability, and maintainability.</w:t>
+              <w:t xml:space="preserve">Assess the potential quality of a part to be made using an Additive Manufacturing (AM) process by giving intuitive feedback and indirectly suggesting changes to improve the design.</w:t>
             </w:r>
           </w:p>
         </w:tc>
@@ -13483,7 +13395,7 @@
                 <w:sz w:val="24"/>
                 <w:szCs w:val="24"/>
               </w:rPr>
-              <w:t xml:space="preserve">— Step 7 — Manufacturing System Design (MSD)</w:t>
+              <w:t xml:space="preserve">— Step 7.4 — Software Design</w:t>
             </w:r>
           </w:p>
           <w:p>
@@ -13505,7 +13417,7 @@
                 <w:sz w:val="20"/>
                 <w:szCs w:val="20"/>
               </w:rPr>
-              <w:t xml:space="preserve">7.6 MSD</w:t>
+              <w:t xml:space="preserve">7.4 Software</w:t>
             </w:r>
           </w:p>
           <w:p>
@@ -13527,7 +13439,7 @@
                 <w:sz w:val="20"/>
                 <w:szCs w:val="20"/>
               </w:rPr>
-              <w:t xml:space="preserve">7 FRs of Manufacturing System Design (Cochran)</w:t>
+              <w:t xml:space="preserve">Goal of Software Design</w:t>
             </w:r>
           </w:p>
           <w:p>
@@ -13549,7 +13461,7 @@
                 <w:sz w:val="20"/>
                 <w:szCs w:val="20"/>
               </w:rPr>
-              <w:t xml:space="preserve">Q1: Do you agree with the 7 FRs? Would you add or remove any?</w:t>
+              <w:t xml:space="preserve">Create a blueprint that outlines the structure, behavior, and interactions of the software components needed to achieve the desired functionality — while meeting quality attributes such as reliability, scalability, and maintainability.</w:t>
             </w:r>
           </w:p>
         </w:tc>
@@ -13660,7 +13572,7 @@
                 <w:sz w:val="24"/>
                 <w:szCs w:val="24"/>
               </w:rPr>
-              <w:t xml:space="preserve">— Step 7 — The Elon Musk Algorithm for Cost Reduction</w:t>
+              <w:t xml:space="preserve">— Step 7.5 — Manufacturing System Design (MSD)</w:t>
             </w:r>
           </w:p>
           <w:p>
@@ -13682,29 +13594,7 @@
                 <w:sz w:val="20"/>
                 <w:szCs w:val="20"/>
               </w:rPr>
-              <w:t xml:space="preserve">7.7 Cost Reduction</w:t>
-            </w:r>
-          </w:p>
-          <w:p>
-            <w:pPr>
-              <w:spacing w:before="40"/>
-            </w:pPr>
-            <w:r>
-              <w:rPr>
-                <w:b/>
-                <w:bCs/>
-                <w:color w:val="5C4A21"/>
-                <w:sz w:val="20"/>
-                <w:szCs w:val="20"/>
-              </w:rPr>
-              <w:t xml:space="preserve">Section Label: </w:t>
-            </w:r>
-            <w:r>
-              <w:rPr>
-                <w:sz w:val="20"/>
-                <w:szCs w:val="20"/>
-              </w:rPr>
-              <w:t xml:space="preserve">The 5-Step Algorithm</w:t>
+              <w:t xml:space="preserve">7.5 MSD</w:t>
             </w:r>
           </w:p>
           <w:p>
@@ -13726,7 +13616,7 @@
                 <w:sz w:val="20"/>
                 <w:szCs w:val="20"/>
               </w:rPr>
-              <w:t xml:space="preserve">Five sequential steps for reducing complexity and cost — popularized by Elon Musk. Order matters: do not skip ahead.</w:t>
+              <w:t xml:space="preserve">Q1: Do you agree with the 7 FRs? Would you add or remove any?</w:t>
             </w:r>
           </w:p>
         </w:tc>
@@ -13837,7 +13727,7 @@
                 <w:sz w:val="24"/>
                 <w:szCs w:val="24"/>
               </w:rPr>
-              <w:t xml:space="preserve">— Step 8 - Verification Test Plan</w:t>
+              <w:t xml:space="preserve">— Step 7.6 — Elon Musk Algorithm for Cost Reduction</w:t>
             </w:r>
           </w:p>
           <w:p>
@@ -13859,7 +13749,7 @@
                 <w:sz w:val="20"/>
                 <w:szCs w:val="20"/>
               </w:rPr>
-              <w:t xml:space="preserve">Step 8</w:t>
+              <w:t xml:space="preserve">7.6 Cost Reduction</w:t>
             </w:r>
           </w:p>
           <w:p>
@@ -13881,7 +13771,7 @@
                 <w:sz w:val="20"/>
                 <w:szCs w:val="20"/>
               </w:rPr>
-              <w:t xml:space="preserve">Verification — Did we build it right?</w:t>
+              <w:t xml:space="preserve">The 5-Step Algorithm</w:t>
             </w:r>
           </w:p>
           <w:p>
@@ -13903,7 +13793,7 @@
                 <w:sz w:val="20"/>
                 <w:szCs w:val="20"/>
               </w:rPr>
-              <w:t xml:space="preserve">Verification is a set of activities that determines whether a system as built achieves the required characteristics and design specifications.</w:t>
+              <w:t xml:space="preserve">Five sequential steps for reducing complexity and cost — popularized by Elon Musk. Order matters: do not skip ahead.</w:t>
             </w:r>
           </w:p>
         </w:tc>
@@ -14014,7 +13904,7 @@
                 <w:sz w:val="24"/>
                 <w:szCs w:val="24"/>
               </w:rPr>
-              <w:t xml:space="preserve">— Step 8 — Verification Example: Faucet Leak Test</w:t>
+              <w:t xml:space="preserve">— Step 8 - Verification Test Plan</w:t>
             </w:r>
           </w:p>
           <w:p>
@@ -14058,7 +13948,7 @@
                 <w:sz w:val="20"/>
                 <w:szCs w:val="20"/>
               </w:rPr>
-              <w:t xml:space="preserve">Verification Plan — Worked Example</w:t>
+              <w:t xml:space="preserve">Verification — Did we build it right?</w:t>
             </w:r>
           </w:p>
           <w:p>
@@ -14080,7 +13970,7 @@
                 <w:sz w:val="20"/>
                 <w:szCs w:val="20"/>
               </w:rPr>
-              <w:t xml:space="preserve">Dual-Handle Faucet</w:t>
+              <w:t xml:space="preserve">Verification is a set of activities that determines whether a system as built achieves the required characteristics and design specifications.</w:t>
             </w:r>
           </w:p>
         </w:tc>
@@ -14191,7 +14081,7 @@
                 <w:sz w:val="24"/>
                 <w:szCs w:val="24"/>
               </w:rPr>
-              <w:t xml:space="preserve">— Step 9 - Validation Test Plan</w:t>
+              <w:t xml:space="preserve">— Step 8 — Verification Example: Faucet Leak Test</w:t>
             </w:r>
           </w:p>
           <w:p>
@@ -14213,7 +14103,7 @@
                 <w:sz w:val="20"/>
                 <w:szCs w:val="20"/>
               </w:rPr>
-              <w:t xml:space="preserve">Step 9</w:t>
+              <w:t xml:space="preserve">Step 8</w:t>
             </w:r>
           </w:p>
           <w:p>
@@ -14235,7 +14125,7 @@
                 <w:sz w:val="20"/>
                 <w:szCs w:val="20"/>
               </w:rPr>
-              <w:t xml:space="preserve">Validation — Does it Meet the Customer's Need?</w:t>
+              <w:t xml:space="preserve">Verification Plan — Worked Example</w:t>
             </w:r>
           </w:p>
           <w:p>
@@ -14257,7 +14147,7 @@
                 <w:sz w:val="20"/>
                 <w:szCs w:val="20"/>
               </w:rPr>
-              <w:t xml:space="preserve">Key question: Does what we built do what the customer needs / wants?</w:t>
+              <w:t xml:space="preserve">Dual-Handle Faucet</w:t>
             </w:r>
           </w:p>
         </w:tc>
@@ -14368,7 +14258,7 @@
                 <w:sz w:val="24"/>
                 <w:szCs w:val="24"/>
               </w:rPr>
-              <w:t xml:space="preserve">— Step 10 - Build a High-Quality Solution</w:t>
+              <w:t xml:space="preserve">— Step 9 - Validation Test Plan</w:t>
             </w:r>
           </w:p>
           <w:p>
@@ -14390,7 +14280,7 @@
                 <w:sz w:val="20"/>
                 <w:szCs w:val="20"/>
               </w:rPr>
-              <w:t xml:space="preserve">Step 10</w:t>
+              <w:t xml:space="preserve">Step 9</w:t>
             </w:r>
           </w:p>
           <w:p>
@@ -14412,7 +14302,7 @@
                 <w:sz w:val="20"/>
                 <w:szCs w:val="20"/>
               </w:rPr>
-              <w:t xml:space="preserve">To Confirm Whether You Are Ready to Build the High-Quality Solution</w:t>
+              <w:t xml:space="preserve">Validation — Does it Meet the Customer's Need?</w:t>
             </w:r>
           </w:p>
           <w:p>
@@ -14434,7 +14324,7 @@
                 <w:sz w:val="20"/>
                 <w:szCs w:val="20"/>
               </w:rPr>
-              <w:t xml:space="preserve">Use these planning questions to confirm you are ready to build — and to surface gaps in skills, tools, and help before the build starts.</w:t>
+              <w:t xml:space="preserve">Key question: Does what we built do what the customer needs / wants?</w:t>
             </w:r>
           </w:p>
         </w:tc>
@@ -14545,7 +14435,7 @@
                 <w:sz w:val="24"/>
                 <w:szCs w:val="24"/>
               </w:rPr>
-              <w:t xml:space="preserve">— Step 11 - Standard Work Instructions</w:t>
+              <w:t xml:space="preserve">— Step 10 - Build a High-Quality Solution</w:t>
             </w:r>
           </w:p>
           <w:p>
@@ -14567,7 +14457,7 @@
                 <w:sz w:val="20"/>
                 <w:szCs w:val="20"/>
               </w:rPr>
-              <w:t xml:space="preserve">Step 11</w:t>
+              <w:t xml:space="preserve">Step 10</w:t>
             </w:r>
           </w:p>
           <w:p>
@@ -14589,7 +14479,7 @@
                 <w:sz w:val="20"/>
                 <w:szCs w:val="20"/>
               </w:rPr>
-              <w:t xml:space="preserve">Overview</w:t>
+              <w:t xml:space="preserve">To Confirm Whether You Are Ready to Build the High-Quality Solution</w:t>
             </w:r>
           </w:p>
           <w:p>
@@ -14611,7 +14501,7 @@
                 <w:sz w:val="20"/>
                 <w:szCs w:val="20"/>
               </w:rPr>
-              <w:t xml:space="preserve">Use the Standard Work Template to provide the customer with the instructions required to facilitate each Use Case. Use Cases may include assembly, maintenance, installation, normal use, etc.</w:t>
+              <w:t xml:space="preserve">Use these planning questions to confirm you are ready to build — and to surface gaps in skills, tools, and help before the build starts.</w:t>
             </w:r>
           </w:p>
         </w:tc>
@@ -14722,7 +14612,7 @@
                 <w:sz w:val="24"/>
                 <w:szCs w:val="24"/>
               </w:rPr>
-              <w:t xml:space="preserve">— Step 11 — Standard Work Example: Water Faucet</w:t>
+              <w:t xml:space="preserve">— Step 11 - Standard Work Instructions</w:t>
             </w:r>
           </w:p>
           <w:p>
@@ -14766,7 +14656,7 @@
                 <w:sz w:val="20"/>
                 <w:szCs w:val="20"/>
               </w:rPr>
-              <w:t xml:space="preserve">Same Faucet, Two Use Cases</w:t>
+              <w:t xml:space="preserve">Overview</w:t>
             </w:r>
           </w:p>
           <w:p>
@@ -14788,7 +14678,7 @@
                 <w:sz w:val="20"/>
                 <w:szCs w:val="20"/>
               </w:rPr>
-              <w:t xml:space="preserve">The same product needs multiple Standard Work documents — one for each Use Case (Installation, Operation, Maintenance, ...).</w:t>
+              <w:t xml:space="preserve">Use the Standard Work Template to provide the customer with the instructions required to facilitate each Use Case. Use Cases may include assembly, maintenance, installation, normal use, etc.</w:t>
             </w:r>
           </w:p>
         </w:tc>
@@ -14899,7 +14789,7 @@
                 <w:sz w:val="24"/>
                 <w:szCs w:val="24"/>
               </w:rPr>
-              <w:t xml:space="preserve">— Step 11 — Mechanical Assembly Example</w:t>
+              <w:t xml:space="preserve">— Step 11 — Standard Work Example: Water Faucet</w:t>
             </w:r>
           </w:p>
           <w:p>
@@ -14922,6 +14812,50 @@
                 <w:szCs w:val="20"/>
               </w:rPr>
               <w:t xml:space="preserve">Step 11</w:t>
+            </w:r>
+          </w:p>
+          <w:p>
+            <w:pPr>
+              <w:spacing w:before="40"/>
+            </w:pPr>
+            <w:r>
+              <w:rPr>
+                <w:b/>
+                <w:bCs/>
+                <w:color w:val="5C4A21"/>
+                <w:sz w:val="20"/>
+                <w:szCs w:val="20"/>
+              </w:rPr>
+              <w:t xml:space="preserve">Section Label: </w:t>
+            </w:r>
+            <w:r>
+              <w:rPr>
+                <w:sz w:val="20"/>
+                <w:szCs w:val="20"/>
+              </w:rPr>
+              <w:t xml:space="preserve">Same Faucet, Two Use Cases</w:t>
+            </w:r>
+          </w:p>
+          <w:p>
+            <w:pPr>
+              <w:spacing w:before="40"/>
+            </w:pPr>
+            <w:r>
+              <w:rPr>
+                <w:b/>
+                <w:bCs/>
+                <w:color w:val="5C4A21"/>
+                <w:sz w:val="20"/>
+                <w:szCs w:val="20"/>
+              </w:rPr>
+              <w:t xml:space="preserve">Content cue: </w:t>
+            </w:r>
+            <w:r>
+              <w:rPr>
+                <w:sz w:val="20"/>
+                <w:szCs w:val="20"/>
+              </w:rPr>
+              <w:t xml:space="preserve">The same product needs multiple Standard Work documents — one for each Use Case (Installation, Operation, Maintenance, ...).</w:t>
             </w:r>
           </w:p>
         </w:tc>
@@ -15032,7 +14966,7 @@
                 <w:sz w:val="24"/>
                 <w:szCs w:val="24"/>
               </w:rPr>
-              <w:t xml:space="preserve">— Step 12 - Verification, Validation, and Final Cost</w:t>
+              <w:t xml:space="preserve">— Step 11 — Mechanical Assembly Example</w:t>
             </w:r>
           </w:p>
           <w:p>
@@ -15054,51 +14988,7 @@
                 <w:sz w:val="20"/>
                 <w:szCs w:val="20"/>
               </w:rPr>
-              <w:t xml:space="preserve">Step 12</w:t>
-            </w:r>
-          </w:p>
-          <w:p>
-            <w:pPr>
-              <w:spacing w:before="40"/>
-            </w:pPr>
-            <w:r>
-              <w:rPr>
-                <w:b/>
-                <w:bCs/>
-                <w:color w:val="5C4A21"/>
-                <w:sz w:val="20"/>
-                <w:szCs w:val="20"/>
-              </w:rPr>
-              <w:t xml:space="preserve">Section Label: </w:t>
-            </w:r>
-            <w:r>
-              <w:rPr>
-                <w:sz w:val="20"/>
-                <w:szCs w:val="20"/>
-              </w:rPr>
-              <w:t xml:space="preserve">Step 12 — Wrap-Up Tasks</w:t>
-            </w:r>
-          </w:p>
-          <w:p>
-            <w:pPr>
-              <w:spacing w:before="40"/>
-            </w:pPr>
-            <w:r>
-              <w:rPr>
-                <w:b/>
-                <w:bCs/>
-                <w:color w:val="5C4A21"/>
-                <w:sz w:val="20"/>
-                <w:szCs w:val="20"/>
-              </w:rPr>
-              <w:t xml:space="preserve">Content cue: </w:t>
-            </w:r>
-            <w:r>
-              <w:rPr>
-                <w:sz w:val="20"/>
-                <w:szCs w:val="20"/>
-              </w:rPr>
-              <w:t xml:space="preserve">Step 12.1 — Conduct your verification tests as outlined in your Verification Test Plan, on schedule.</w:t>
+              <w:t xml:space="preserve">Step 11</w:t>
             </w:r>
           </w:p>
         </w:tc>
@@ -15209,7 +15099,7 @@
                 <w:sz w:val="24"/>
                 <w:szCs w:val="24"/>
               </w:rPr>
-              <w:t xml:space="preserve">— 12 Steps Complete</w:t>
+              <w:t xml:space="preserve">— Step 12 - Verification, Validation, and Final Cost</w:t>
             </w:r>
           </w:p>
           <w:p>
@@ -15231,7 +15121,7 @@
                 <w:sz w:val="20"/>
                 <w:szCs w:val="20"/>
               </w:rPr>
-              <w:t xml:space="preserve">Reflection</w:t>
+              <w:t xml:space="preserve">Step 12</w:t>
             </w:r>
           </w:p>
           <w:p>
@@ -15253,7 +15143,29 @@
                 <w:sz w:val="20"/>
                 <w:szCs w:val="20"/>
               </w:rPr>
-              <w:t xml:space="preserve">12 Steps Complete — What Did We Build?</w:t>
+              <w:t xml:space="preserve">Step 12 — Wrap-Up Tasks</w:t>
+            </w:r>
+          </w:p>
+          <w:p>
+            <w:pPr>
+              <w:spacing w:before="40"/>
+            </w:pPr>
+            <w:r>
+              <w:rPr>
+                <w:b/>
+                <w:bCs/>
+                <w:color w:val="5C4A21"/>
+                <w:sz w:val="20"/>
+                <w:szCs w:val="20"/>
+              </w:rPr>
+              <w:t xml:space="preserve">Content cue: </w:t>
+            </w:r>
+            <w:r>
+              <w:rPr>
+                <w:sz w:val="20"/>
+                <w:szCs w:val="20"/>
+              </w:rPr>
+              <w:t xml:space="preserve">Step 12.1 — Conduct your verification tests as outlined in your Verification Test Plan, on schedule.</w:t>
             </w:r>
           </w:p>
         </w:tc>
@@ -15364,7 +15276,7 @@
                 <w:sz w:val="24"/>
                 <w:szCs w:val="24"/>
               </w:rPr>
-              <w:t xml:space="preserve">— Why FRs?</w:t>
+              <w:t xml:space="preserve">— 12 Steps Complete</w:t>
             </w:r>
           </w:p>
           <w:p>
@@ -15386,7 +15298,7 @@
                 <w:sz w:val="20"/>
                 <w:szCs w:val="20"/>
               </w:rPr>
-              <w:t xml:space="preserve">CSD Language Recap</w:t>
+              <w:t xml:space="preserve">Reflection</w:t>
             </w:r>
           </w:p>
           <w:p>
@@ -15408,29 +15320,7 @@
                 <w:sz w:val="20"/>
                 <w:szCs w:val="20"/>
               </w:rPr>
-              <w:t xml:space="preserve">Recap — Collective System Design (CSD) Language</w:t>
-            </w:r>
-          </w:p>
-          <w:p>
-            <w:pPr>
-              <w:spacing w:before="40"/>
-            </w:pPr>
-            <w:r>
-              <w:rPr>
-                <w:b/>
-                <w:bCs/>
-                <w:color w:val="5C4A21"/>
-                <w:sz w:val="20"/>
-                <w:szCs w:val="20"/>
-              </w:rPr>
-              <w:t xml:space="preserve">Content cue: </w:t>
-            </w:r>
-            <w:r>
-              <w:rPr>
-                <w:sz w:val="20"/>
-                <w:szCs w:val="20"/>
-              </w:rPr>
-              <w:t xml:space="preserve">Function — what the system must do.</w:t>
+              <w:t xml:space="preserve">12 Steps Complete — What Did We Build?</w:t>
             </w:r>
           </w:p>
         </w:tc>
@@ -15563,7 +15453,7 @@
                 <w:sz w:val="20"/>
                 <w:szCs w:val="20"/>
               </w:rPr>
-              <w:t xml:space="preserve">For the Design of Systems</w:t>
+              <w:t xml:space="preserve">CSD Language Recap</w:t>
             </w:r>
           </w:p>
           <w:p>
@@ -15585,7 +15475,7 @@
                 <w:sz w:val="20"/>
                 <w:szCs w:val="20"/>
               </w:rPr>
-              <w:t xml:space="preserve">Why FRs? — For the Design of Systems</w:t>
+              <w:t xml:space="preserve">Recap — Collective System Design (CSD) Language</w:t>
             </w:r>
           </w:p>
           <w:p>
@@ -15607,7 +15497,7 @@
                 <w:sz w:val="20"/>
                 <w:szCs w:val="20"/>
               </w:rPr>
-              <w:t xml:space="preserve">Content — what we do; "the work"</w:t>
+              <w:t xml:space="preserve">Function — what the system must do.</w:t>
             </w:r>
           </w:p>
         </w:tc>
@@ -15740,7 +15630,7 @@
                 <w:sz w:val="20"/>
                 <w:szCs w:val="20"/>
               </w:rPr>
-              <w:t xml:space="preserve">The Trap — Pouring Fresh Water into Salt Water</w:t>
+              <w:t xml:space="preserve">For the Design of Systems</w:t>
             </w:r>
           </w:p>
           <w:p>
@@ -15762,7 +15652,29 @@
                 <w:sz w:val="20"/>
                 <w:szCs w:val="20"/>
               </w:rPr>
-              <w:t xml:space="preserve">The Trap — Pouring Fresh Water into Salt Water</w:t>
+              <w:t xml:space="preserve">Why FRs? — For the Design of Systems</w:t>
+            </w:r>
+          </w:p>
+          <w:p>
+            <w:pPr>
+              <w:spacing w:before="40"/>
+            </w:pPr>
+            <w:r>
+              <w:rPr>
+                <w:b/>
+                <w:bCs/>
+                <w:color w:val="5C4A21"/>
+                <w:sz w:val="20"/>
+                <w:szCs w:val="20"/>
+              </w:rPr>
+              <w:t xml:space="preserve">Content cue: </w:t>
+            </w:r>
+            <w:r>
+              <w:rPr>
+                <w:sz w:val="20"/>
+                <w:szCs w:val="20"/>
+              </w:rPr>
+              <w:t xml:space="preserve">Content — what we do; "the work"</w:t>
             </w:r>
           </w:p>
         </w:tc>
@@ -15895,7 +15807,7 @@
                 <w:sz w:val="20"/>
                 <w:szCs w:val="20"/>
               </w:rPr>
-              <w:t xml:space="preserve">Case Example — Salt Water PSs</w:t>
+              <w:t xml:space="preserve">The Trap — Pouring Fresh Water into Salt Water</w:t>
             </w:r>
           </w:p>
           <w:p>
@@ -15917,7 +15829,7 @@
                 <w:sz w:val="20"/>
                 <w:szCs w:val="20"/>
               </w:rPr>
-              <w:t xml:space="preserve">Case Example — "Salt Water PSs" (Glazing Cups)</w:t>
+              <w:t xml:space="preserve">The Trap — Pouring Fresh Water into Salt Water</w:t>
             </w:r>
           </w:p>
         </w:tc>
@@ -16050,29 +15962,7 @@
                 <w:sz w:val="20"/>
                 <w:szCs w:val="20"/>
               </w:rPr>
-              <w:t xml:space="preserve">The Message</w:t>
-            </w:r>
-          </w:p>
-          <w:p>
-            <w:pPr>
-              <w:spacing w:before="40"/>
-            </w:pPr>
-            <w:r>
-              <w:rPr>
-                <w:b/>
-                <w:bCs/>
-                <w:color w:val="5C4A21"/>
-                <w:sz w:val="20"/>
-                <w:szCs w:val="20"/>
-              </w:rPr>
-              <w:t xml:space="preserve">Section Label: </w:t>
-            </w:r>
-            <w:r>
-              <w:rPr>
-                <w:sz w:val="20"/>
-                <w:szCs w:val="20"/>
-              </w:rPr>
-              <w:t xml:space="preserve">The Message — an alternative to optimizing the cost of single operations while ignoring the consequences.</w:t>
+              <w:t xml:space="preserve">Case Example — Salt Water PSs</w:t>
             </w:r>
           </w:p>
         </w:tc>
@@ -16205,29 +16095,29 @@
                 <w:sz w:val="20"/>
                 <w:szCs w:val="20"/>
               </w:rPr>
-              <w:t xml:space="preserve">Pathways to a Better Design</w:t>
-            </w:r>
-          </w:p>
-          <w:p>
-            <w:pPr>
-              <w:spacing w:before="40"/>
-            </w:pPr>
-            <w:r>
-              <w:rPr>
-                <w:b/>
-                <w:bCs/>
-                <w:color w:val="5C4A21"/>
-                <w:sz w:val="20"/>
-                <w:szCs w:val="20"/>
-              </w:rPr>
-              <w:t xml:space="preserve">Section Label: </w:t>
-            </w:r>
-            <w:r>
-              <w:rPr>
-                <w:sz w:val="20"/>
-                <w:szCs w:val="20"/>
-              </w:rPr>
-              <w:t xml:space="preserve">Pathways to a Better Design — Two Paths Forward</w:t>
+              <w:t xml:space="preserve">The Message</w:t>
+            </w:r>
+          </w:p>
+          <w:p>
+            <w:pPr>
+              <w:spacing w:before="40"/>
+            </w:pPr>
+            <w:r>
+              <w:rPr>
+                <w:b/>
+                <w:bCs/>
+                <w:color w:val="5C4A21"/>
+                <w:sz w:val="20"/>
+                <w:szCs w:val="20"/>
+              </w:rPr>
+              <w:t xml:space="preserve">Content cue: </w:t>
+            </w:r>
+            <w:r>
+              <w:rPr>
+                <w:sz w:val="20"/>
+                <w:szCs w:val="20"/>
+              </w:rPr>
+              <w:t xml:space="preserve">Reference: Cochran, D. S., and Dobbs, D. C. (2001/2002). "Evaluating Manufacturing System Design and Performance using the Manufacturing System Design Decomposition Approach," SME Journal of Manufacturing Systems, Vol. 20, No. 6, pp. 390–40…</w:t>
             </w:r>
           </w:p>
         </w:tc>
@@ -16360,7 +16250,7 @@
                 <w:sz w:val="20"/>
                 <w:szCs w:val="20"/>
               </w:rPr>
-              <w:t xml:space="preserve">Are FRs Really New?</w:t>
+              <w:t xml:space="preserve">Pathways to a Better Design</w:t>
             </w:r>
           </w:p>
           <w:p>
@@ -16382,29 +16272,7 @@
                 <w:sz w:val="20"/>
                 <w:szCs w:val="20"/>
               </w:rPr>
-              <w:t xml:space="preserve">Are There Really Any New High-Level Functions?</w:t>
-            </w:r>
-          </w:p>
-          <w:p>
-            <w:pPr>
-              <w:spacing w:before="40"/>
-            </w:pPr>
-            <w:r>
-              <w:rPr>
-                <w:b/>
-                <w:bCs/>
-                <w:color w:val="5C4A21"/>
-                <w:sz w:val="20"/>
-                <w:szCs w:val="20"/>
-              </w:rPr>
-              <w:t xml:space="preserve">Content cue: </w:t>
-            </w:r>
-            <w:r>
-              <w:rPr>
-                <w:sz w:val="20"/>
-                <w:szCs w:val="20"/>
-              </w:rPr>
-              <w:t xml:space="preserve">FRs are constant.</w:t>
+              <w:t xml:space="preserve">Pathways to a Better Design — Two Paths Forward</w:t>
             </w:r>
           </w:p>
         </w:tc>
@@ -16537,7 +16405,29 @@
                 <w:sz w:val="20"/>
                 <w:szCs w:val="20"/>
               </w:rPr>
-              <w:t xml:space="preserve">The 7 FRs of MSD</w:t>
+              <w:t xml:space="preserve">Are FRs Really New?</w:t>
+            </w:r>
+          </w:p>
+          <w:p>
+            <w:pPr>
+              <w:spacing w:before="40"/>
+            </w:pPr>
+            <w:r>
+              <w:rPr>
+                <w:b/>
+                <w:bCs/>
+                <w:color w:val="5C4A21"/>
+                <w:sz w:val="20"/>
+                <w:szCs w:val="20"/>
+              </w:rPr>
+              <w:t xml:space="preserve">Content cue: </w:t>
+            </w:r>
+            <w:r>
+              <w:rPr>
+                <w:sz w:val="20"/>
+                <w:szCs w:val="20"/>
+              </w:rPr>
+              <w:t xml:space="preserve">FRs are constant.</w:t>
             </w:r>
           </w:p>
         </w:tc>
@@ -16670,51 +16560,7 @@
                 <w:sz w:val="20"/>
                 <w:szCs w:val="20"/>
               </w:rPr>
-              <w:t xml:space="preserve">Path-Dependent Enterprise</w:t>
-            </w:r>
-          </w:p>
-          <w:p>
-            <w:pPr>
-              <w:spacing w:before="40"/>
-            </w:pPr>
-            <w:r>
-              <w:rPr>
-                <w:b/>
-                <w:bCs/>
-                <w:color w:val="5C4A21"/>
-                <w:sz w:val="20"/>
-                <w:szCs w:val="20"/>
-              </w:rPr>
-              <w:t xml:space="preserve">Section Label: </w:t>
-            </w:r>
-            <w:r>
-              <w:rPr>
-                <w:sz w:val="20"/>
-                <w:szCs w:val="20"/>
-              </w:rPr>
-              <w:t xml:space="preserve">The Enterprise Design is Path-Dependent</w:t>
-            </w:r>
-          </w:p>
-          <w:p>
-            <w:pPr>
-              <w:spacing w:before="40"/>
-            </w:pPr>
-            <w:r>
-              <w:rPr>
-                <w:b/>
-                <w:bCs/>
-                <w:color w:val="5C4A21"/>
-                <w:sz w:val="20"/>
-                <w:szCs w:val="20"/>
-              </w:rPr>
-              <w:t xml:space="preserve">Content cue: </w:t>
-            </w:r>
-            <w:r>
-              <w:rPr>
-                <w:sz w:val="20"/>
-                <w:szCs w:val="20"/>
-              </w:rPr>
-              <w:t xml:space="preserve">Without recognizing path-dependency, teams default to "reduce inventory" as the PS for "Become Lean."</w:t>
+              <w:t xml:space="preserve">The 7 FRs of MSD</w:t>
             </w:r>
           </w:p>
         </w:tc>
@@ -16847,7 +16693,7 @@
                 <w:sz w:val="20"/>
                 <w:szCs w:val="20"/>
               </w:rPr>
-              <w:t xml:space="preserve">For Products — Evolving Designs</w:t>
+              <w:t xml:space="preserve">Path-Dependent Enterprise</w:t>
             </w:r>
           </w:p>
           <w:p>
@@ -16869,7 +16715,29 @@
                 <w:sz w:val="20"/>
                 <w:szCs w:val="20"/>
               </w:rPr>
-              <w:t xml:space="preserve">For Products — The Context Evolves, So the Design Evolves</w:t>
+              <w:t xml:space="preserve">The Enterprise Design is Path-Dependent</w:t>
+            </w:r>
+          </w:p>
+          <w:p>
+            <w:pPr>
+              <w:spacing w:before="40"/>
+            </w:pPr>
+            <w:r>
+              <w:rPr>
+                <w:b/>
+                <w:bCs/>
+                <w:color w:val="5C4A21"/>
+                <w:sz w:val="20"/>
+                <w:szCs w:val="20"/>
+              </w:rPr>
+              <w:t xml:space="preserve">Content cue: </w:t>
+            </w:r>
+            <w:r>
+              <w:rPr>
+                <w:sz w:val="20"/>
+                <w:szCs w:val="20"/>
+              </w:rPr>
+              <w:t xml:space="preserve">Without recognizing path-dependency, teams default to "reduce inventory" as the PS for "Become Lean."</w:t>
             </w:r>
           </w:p>
         </w:tc>
@@ -16980,7 +16848,7 @@
                 <w:sz w:val="24"/>
                 <w:szCs w:val="24"/>
               </w:rPr>
-              <w:t xml:space="preserve">— Glossary</w:t>
+              <w:t xml:space="preserve">— Key Terms</w:t>
             </w:r>
           </w:p>
           <w:p>
@@ -17024,7 +16892,7 @@
                 <w:sz w:val="20"/>
                 <w:szCs w:val="20"/>
               </w:rPr>
-              <w:t xml:space="preserve">Glossary — Collective System Design Core Terms</w:t>
+              <w:t xml:space="preserve">Key Terms — Collective System Design Core Terms</w:t>
             </w:r>
           </w:p>
         </w:tc>
@@ -17135,7 +17003,7 @@
                 <w:sz w:val="24"/>
                 <w:szCs w:val="24"/>
               </w:rPr>
-              <w:t xml:space="preserve">— Glossary</w:t>
+              <w:t xml:space="preserve">— Key Terms</w:t>
             </w:r>
           </w:p>
           <w:p>
@@ -17179,7 +17047,7 @@
                 <w:sz w:val="20"/>
                 <w:szCs w:val="20"/>
               </w:rPr>
-              <w:t xml:space="preserve">Glossary — Methodology &amp; Acronyms</w:t>
+              <w:t xml:space="preserve">Key Terms — Methodology &amp; Acronyms</w:t>
             </w:r>
           </w:p>
         </w:tc>
